--- a/Памятка по виртуальному окружению.docx
+++ b/Памятка по виртуальному окружению.docx
@@ -1,6 +1,6 @@
 
 <file path=word/document.xml><?xml version="1.0" encoding="utf-8"?>
-<w:document xmlns:wpc="http://schemas.microsoft.com/office/word/2010/wordprocessingCanvas" xmlns:cx="http://schemas.microsoft.com/office/drawing/2014/chartex" xmlns:cx1="http://schemas.microsoft.com/office/drawing/2015/9/8/chartex" xmlns:mc="http://schemas.openxmlformats.org/markup-compatibility/2006" xmlns:o="urn:schemas-microsoft-com:office:office" xmlns:r="http://schemas.openxmlformats.org/officeDocument/2006/relationships" xmlns:m="http://schemas.openxmlformats.org/officeDocument/2006/math" xmlns:v="urn:schemas-microsoft-com:vml" xmlns:wp14="http://schemas.microsoft.com/office/word/2010/wordprocessingDrawing" xmlns:wp="http://schemas.openxmlformats.org/drawingml/2006/wordprocessingDrawing" xmlns:w10="urn:schemas-microsoft-com:office:word" xmlns:w="http://schemas.openxmlformats.org/wordprocessingml/2006/main" xmlns:w14="http://schemas.microsoft.com/office/word/2010/wordml" xmlns:w15="http://schemas.microsoft.com/office/word/2012/wordml" xmlns:w16se="http://schemas.microsoft.com/office/word/2015/wordml/symex" xmlns:wpg="http://schemas.microsoft.com/office/word/2010/wordprocessingGroup" xmlns:wpi="http://schemas.microsoft.com/office/word/2010/wordprocessingInk" xmlns:wne="http://schemas.microsoft.com/office/word/2006/wordml" xmlns:wps="http://schemas.microsoft.com/office/word/2010/wordprocessingShape" mc:Ignorable="w14 w15 w16se wp14">
+<w:document xmlns:wpc="http://schemas.microsoft.com/office/word/2010/wordprocessingCanvas" xmlns:cx="http://schemas.microsoft.com/office/drawing/2014/chartex" xmlns:cx1="http://schemas.microsoft.com/office/drawing/2015/9/8/chartex" xmlns:cx2="http://schemas.microsoft.com/office/drawing/2015/10/21/chartex" xmlns:cx3="http://schemas.microsoft.com/office/drawing/2016/5/9/chartex" xmlns:cx4="http://schemas.microsoft.com/office/drawing/2016/5/10/chartex" xmlns:cx5="http://schemas.microsoft.com/office/drawing/2016/5/11/chartex" xmlns:cx6="http://schemas.microsoft.com/office/drawing/2016/5/12/chartex" xmlns:cx7="http://schemas.microsoft.com/office/drawing/2016/5/13/chartex" xmlns:cx8="http://schemas.microsoft.com/office/drawing/2016/5/14/chartex" xmlns:mc="http://schemas.openxmlformats.org/markup-compatibility/2006" xmlns:aink="http://schemas.microsoft.com/office/drawing/2016/ink" xmlns:am3d="http://schemas.microsoft.com/office/drawing/2017/model3d" xmlns:o="urn:schemas-microsoft-com:office:office" xmlns:oel="http://schemas.microsoft.com/office/2019/extlst" xmlns:r="http://schemas.openxmlformats.org/officeDocument/2006/relationships" xmlns:m="http://schemas.openxmlformats.org/officeDocument/2006/math" xmlns:v="urn:schemas-microsoft-com:vml" xmlns:wp14="http://schemas.microsoft.com/office/word/2010/wordprocessingDrawing" xmlns:wp="http://schemas.openxmlformats.org/drawingml/2006/wordprocessingDrawing" xmlns:w10="urn:schemas-microsoft-com:office:word" xmlns:w="http://schemas.openxmlformats.org/wordprocessingml/2006/main" xmlns:w14="http://schemas.microsoft.com/office/word/2010/wordml" xmlns:w15="http://schemas.microsoft.com/office/word/2012/wordml" xmlns:w16cex="http://schemas.microsoft.com/office/word/2018/wordml/cex" xmlns:w16cid="http://schemas.microsoft.com/office/word/2016/wordml/cid" xmlns:w16="http://schemas.microsoft.com/office/word/2018/wordml" xmlns:w16du="http://schemas.microsoft.com/office/word/2023/wordml/word16du" xmlns:w16sdtdh="http://schemas.microsoft.com/office/word/2020/wordml/sdtdatahash" xmlns:w16sdtfl="http://schemas.microsoft.com/office/word/2024/wordml/sdtformatlock" xmlns:w16se="http://schemas.microsoft.com/office/word/2015/wordml/symex" xmlns:wpg="http://schemas.microsoft.com/office/word/2010/wordprocessingGroup" xmlns:wpi="http://schemas.microsoft.com/office/word/2010/wordprocessingInk" xmlns:wne="http://schemas.microsoft.com/office/word/2006/wordml" xmlns:wps="http://schemas.microsoft.com/office/word/2010/wordprocessingShape" mc:Ignorable="w14 w15 w16se w16cid w16 w16cex w16sdtdh w16sdtfl w16du wp14">
   <w:body>
     <w:p>
       <w:pPr>
@@ -144,49 +144,7 @@
         <w:rPr>
           <w:lang w:val="en-US"/>
         </w:rPr>
-        <w:t>$exclude = "</w:t>
-      </w:r>
-      <w:proofErr w:type="spellStart"/>
-      <w:r>
-        <w:rPr>
-          <w:lang w:val="en-US"/>
-        </w:rPr>
-        <w:t>venv</w:t>
-      </w:r>
-      <w:proofErr w:type="spellEnd"/>
-      <w:r>
-        <w:rPr>
-          <w:lang w:val="en-US"/>
-        </w:rPr>
-        <w:t>","vendor",".</w:t>
-      </w:r>
-      <w:proofErr w:type="spellStart"/>
-      <w:r>
-        <w:rPr>
-          <w:lang w:val="en-US"/>
-        </w:rPr>
-        <w:t>git</w:t>
-      </w:r>
-      <w:proofErr w:type="spellEnd"/>
-      <w:r>
-        <w:rPr>
-          <w:lang w:val="en-US"/>
-        </w:rPr>
-        <w:t>","__</w:t>
-      </w:r>
-      <w:proofErr w:type="spellStart"/>
-      <w:r>
-        <w:rPr>
-          <w:lang w:val="en-US"/>
-        </w:rPr>
-        <w:t>pycache</w:t>
-      </w:r>
-      <w:proofErr w:type="spellEnd"/>
-      <w:r>
-        <w:rPr>
-          <w:lang w:val="en-US"/>
-        </w:rPr>
-        <w:t>__"</w:t>
+        <w:t>$exclude = "venv","vendor",".git","__pycache__"</w:t>
       </w:r>
     </w:p>
     <w:p>
@@ -219,49 +177,7 @@
         <w:rPr>
           <w:lang w:val="en-US"/>
         </w:rPr>
-        <w:t xml:space="preserve">    Get-</w:t>
-      </w:r>
-      <w:proofErr w:type="spellStart"/>
-      <w:r>
-        <w:rPr>
-          <w:lang w:val="en-US"/>
-        </w:rPr>
-        <w:t>ChildItem</w:t>
-      </w:r>
-      <w:proofErr w:type="spellEnd"/>
-      <w:r>
-        <w:rPr>
-          <w:lang w:val="en-US"/>
-        </w:rPr>
-        <w:t xml:space="preserve"> $path | Where-Object { $exclude -</w:t>
-      </w:r>
-      <w:proofErr w:type="spellStart"/>
-      <w:r>
-        <w:rPr>
-          <w:lang w:val="en-US"/>
-        </w:rPr>
-        <w:t>notcontains</w:t>
-      </w:r>
-      <w:proofErr w:type="spellEnd"/>
-      <w:r>
-        <w:rPr>
-          <w:lang w:val="en-US"/>
-        </w:rPr>
-        <w:t xml:space="preserve"> $_.Name } | </w:t>
-      </w:r>
-      <w:proofErr w:type="spellStart"/>
-      <w:r>
-        <w:rPr>
-          <w:lang w:val="en-US"/>
-        </w:rPr>
-        <w:t>ForEach</w:t>
-      </w:r>
-      <w:proofErr w:type="spellEnd"/>
-      <w:r>
-        <w:rPr>
-          <w:lang w:val="en-US"/>
-        </w:rPr>
-        <w:t>-Object {</w:t>
+        <w:t xml:space="preserve">    Get-ChildItem $path | Where-Object { $exclude -notcontains $_.Name } | ForEach-Object {</w:t>
       </w:r>
     </w:p>
     <w:p>
@@ -287,48 +203,20 @@
         <w:rPr>
           <w:lang w:val="en-US"/>
         </w:rPr>
-        <w:t xml:space="preserve">        if ($_.</w:t>
-      </w:r>
-      <w:proofErr w:type="spellStart"/>
-      <w:r>
-        <w:rPr>
-          <w:lang w:val="en-US"/>
-        </w:rPr>
-        <w:t>PSIsContainer</w:t>
-      </w:r>
-      <w:proofErr w:type="spellEnd"/>
-      <w:r>
-        <w:rPr>
-          <w:lang w:val="en-US"/>
-        </w:rPr>
-        <w:t>) {</w:t>
-      </w:r>
-    </w:p>
-    <w:p>
-      <w:pPr>
-        <w:rPr>
-          <w:lang w:val="en-US"/>
-        </w:rPr>
-      </w:pPr>
-      <w:r>
-        <w:rPr>
-          <w:lang w:val="en-US"/>
-        </w:rPr>
-        <w:t xml:space="preserve">            Show-Tree $_.</w:t>
-      </w:r>
-      <w:proofErr w:type="spellStart"/>
-      <w:r>
-        <w:rPr>
-          <w:lang w:val="en-US"/>
-        </w:rPr>
-        <w:t>FullName</w:t>
-      </w:r>
-      <w:proofErr w:type="spellEnd"/>
-      <w:r>
-        <w:rPr>
-          <w:lang w:val="en-US"/>
-        </w:rPr>
-        <w:t xml:space="preserve"> "$indent│   "</w:t>
+        <w:t xml:space="preserve">        if ($_.PSIsContainer) {</w:t>
+      </w:r>
+    </w:p>
+    <w:p>
+      <w:pPr>
+        <w:rPr>
+          <w:lang w:val="en-US"/>
+        </w:rPr>
+      </w:pPr>
+      <w:r>
+        <w:rPr>
+          <w:lang w:val="en-US"/>
+        </w:rPr>
+        <w:t xml:space="preserve">            Show-Tree $_.FullName "$indent│   "</w:t>
       </w:r>
     </w:p>
     <w:p>
@@ -388,21 +276,7 @@
         <w:rPr>
           <w:lang w:val="en-US"/>
         </w:rPr>
-        <w:t>"</w:t>
-      </w:r>
-      <w:proofErr w:type="spellStart"/>
-      <w:r>
-        <w:rPr>
-          <w:lang w:val="en-US"/>
-        </w:rPr>
-        <w:t>mobileshop</w:t>
-      </w:r>
-      <w:proofErr w:type="spellEnd"/>
-      <w:r>
-        <w:rPr>
-          <w:lang w:val="en-US"/>
-        </w:rPr>
-        <w:t>" | Out-File project_structure.txt</w:t>
+        <w:t>"mobileshop" | Out-File project_structure.txt</w:t>
       </w:r>
     </w:p>
     <w:p>
@@ -488,77 +362,203 @@
         <w:rPr>
           <w:lang w:val="en-US"/>
         </w:rPr>
-        <w:t xml:space="preserve">[22.03.2026 10:57] </w:t>
-      </w:r>
-      <w:proofErr w:type="spellStart"/>
-      <w:r>
-        <w:rPr>
-          <w:lang w:val="en-US"/>
-        </w:rPr>
-        <w:t>Дима</w:t>
-      </w:r>
-      <w:proofErr w:type="spellEnd"/>
-      <w:r>
-        <w:rPr>
-          <w:lang w:val="en-US"/>
-        </w:rPr>
+        <w:t>[22.03.2026 10:57] Дима Мельников: cd C:\xampp\htdocs\mobileshop\test_bot</w:t>
+      </w:r>
+    </w:p>
+    <w:p>
+      <w:r>
+        <w:t xml:space="preserve">[22.03.2026 10:58] Дима Мельников: # Удалите старую папку </w:t>
+      </w:r>
+      <w:r>
+        <w:rPr>
+          <w:lang w:val="en-US"/>
+        </w:rPr>
+        <w:t>venv</w:t>
+      </w:r>
+    </w:p>
+    <w:p>
+      <w:r>
+        <w:rPr>
+          <w:lang w:val="en-US"/>
+        </w:rPr>
+        <w:t>Remove</w:t>
+      </w:r>
+      <w:r>
+        <w:t>-</w:t>
+      </w:r>
+      <w:r>
+        <w:rPr>
+          <w:lang w:val="en-US"/>
+        </w:rPr>
+        <w:t>Item</w:t>
+      </w:r>
+      <w:r>
+        <w:t xml:space="preserve"> -</w:t>
+      </w:r>
+      <w:r>
+        <w:rPr>
+          <w:lang w:val="en-US"/>
+        </w:rPr>
+        <w:t>Recurse</w:t>
+      </w:r>
+      <w:r>
+        <w:t xml:space="preserve"> -</w:t>
+      </w:r>
+      <w:r>
+        <w:rPr>
+          <w:lang w:val="en-US"/>
+        </w:rPr>
+        <w:t>Force</w:t>
+      </w:r>
+      <w:r>
         <w:t xml:space="preserve"> </w:t>
       </w:r>
-      <w:proofErr w:type="spellStart"/>
-      <w:r>
-        <w:rPr>
-          <w:lang w:val="en-US"/>
-        </w:rPr>
-        <w:t>Мельников</w:t>
-      </w:r>
-      <w:proofErr w:type="spellEnd"/>
-      <w:r>
-        <w:rPr>
-          <w:lang w:val="en-US"/>
-        </w:rPr>
-        <w:t>: cd C:\xampp\htdocs\mobileshop\test_bot</w:t>
-      </w:r>
-    </w:p>
-    <w:p>
-      <w:r>
-        <w:t xml:space="preserve">[22.03.2026 10:58] Дима Мельников: # Удалите старую папку </w:t>
-      </w:r>
-      <w:proofErr w:type="spellStart"/>
       <w:r>
         <w:rPr>
           <w:lang w:val="en-US"/>
         </w:rPr>
         <w:t>venv</w:t>
       </w:r>
-      <w:proofErr w:type="spellEnd"/>
-    </w:p>
-    <w:p>
-      <w:r>
-        <w:rPr>
-          <w:lang w:val="en-US"/>
-        </w:rPr>
-        <w:t>Remove</w:t>
-      </w:r>
-      <w:r>
-        <w:t>-</w:t>
-      </w:r>
-      <w:r>
-        <w:rPr>
-          <w:lang w:val="en-US"/>
-        </w:rPr>
-        <w:t>Item</w:t>
+    </w:p>
+    <w:p/>
+    <w:p>
+      <w:r>
+        <w:t># Создайте новое виртуальное окружение</w:t>
+      </w:r>
+    </w:p>
+    <w:p>
+      <w:r>
+        <w:rPr>
+          <w:lang w:val="en-US"/>
+        </w:rPr>
+        <w:t>python</w:t>
       </w:r>
       <w:r>
         <w:t xml:space="preserve"> -</w:t>
       </w:r>
-      <w:proofErr w:type="spellStart"/>
-      <w:r>
-        <w:rPr>
-          <w:lang w:val="en-US"/>
-        </w:rPr>
-        <w:t>Recurse</w:t>
-      </w:r>
-      <w:proofErr w:type="spellEnd"/>
+      <w:r>
+        <w:rPr>
+          <w:lang w:val="en-US"/>
+        </w:rPr>
+        <w:t>m</w:t>
+      </w:r>
+      <w:r>
+        <w:t xml:space="preserve"> </w:t>
+      </w:r>
+      <w:r>
+        <w:rPr>
+          <w:lang w:val="en-US"/>
+        </w:rPr>
+        <w:t>venv</w:t>
+      </w:r>
+      <w:r>
+        <w:t xml:space="preserve"> </w:t>
+      </w:r>
+      <w:r>
+        <w:rPr>
+          <w:lang w:val="en-US"/>
+        </w:rPr>
+        <w:t>venv</w:t>
+      </w:r>
+    </w:p>
+    <w:p/>
+    <w:p>
+      <w:r>
+        <w:t># Активируйте его</w:t>
+      </w:r>
+    </w:p>
+    <w:p>
+      <w:pPr>
+        <w:rPr>
+          <w:lang w:val="en-US"/>
+        </w:rPr>
+      </w:pPr>
+      <w:r>
+        <w:rPr>
+          <w:lang w:val="en-US"/>
+        </w:rPr>
+        <w:t>.\venv\Scripts\activate</w:t>
+      </w:r>
+    </w:p>
+    <w:p>
+      <w:pPr>
+        <w:rPr>
+          <w:lang w:val="en-US"/>
+        </w:rPr>
+      </w:pPr>
+    </w:p>
+    <w:p>
+      <w:pPr>
+        <w:rPr>
+          <w:lang w:val="en-US"/>
+        </w:rPr>
+      </w:pPr>
+      <w:r>
+        <w:rPr>
+          <w:lang w:val="en-US"/>
+        </w:rPr>
+        <w:t># Обновите pip</w:t>
+      </w:r>
+    </w:p>
+    <w:p>
+      <w:pPr>
+        <w:rPr>
+          <w:lang w:val="en-US"/>
+        </w:rPr>
+      </w:pPr>
+      <w:r>
+        <w:rPr>
+          <w:lang w:val="en-US"/>
+        </w:rPr>
+        <w:t>python -m pip install --upgrade pip</w:t>
+      </w:r>
+    </w:p>
+    <w:p>
+      <w:pPr>
+        <w:rPr>
+          <w:lang w:val="en-US"/>
+        </w:rPr>
+      </w:pPr>
+    </w:p>
+    <w:p>
+      <w:r>
+        <w:t xml:space="preserve"># Установите нужные пакеты (если есть </w:t>
+      </w:r>
+      <w:r>
+        <w:rPr>
+          <w:lang w:val="en-US"/>
+        </w:rPr>
+        <w:t>requirements</w:t>
+      </w:r>
+      <w:r>
+        <w:t>.</w:t>
+      </w:r>
+      <w:r>
+        <w:rPr>
+          <w:lang w:val="en-US"/>
+        </w:rPr>
+        <w:t>txt</w:t>
+      </w:r>
+      <w:r>
+        <w:t>)</w:t>
+      </w:r>
+    </w:p>
+    <w:p>
+      <w:r>
+        <w:rPr>
+          <w:lang w:val="en-US"/>
+        </w:rPr>
+        <w:t>pip</w:t>
+      </w:r>
+      <w:r>
+        <w:t xml:space="preserve"> </w:t>
+      </w:r>
+      <w:r>
+        <w:rPr>
+          <w:lang w:val="en-US"/>
+        </w:rPr>
+        <w:t>install</w:t>
+      </w:r>
       <w:r>
         <w:t xml:space="preserve"> -</w:t>
       </w:r>
@@ -566,24 +566,65 @@
         <w:rPr>
           <w:lang w:val="en-US"/>
         </w:rPr>
-        <w:t>Force</w:t>
+        <w:t>r</w:t>
       </w:r>
       <w:r>
         <w:t xml:space="preserve"> </w:t>
       </w:r>
-      <w:proofErr w:type="spellStart"/>
-      <w:r>
-        <w:rPr>
-          <w:lang w:val="en-US"/>
-        </w:rPr>
-        <w:t>venv</w:t>
-      </w:r>
-      <w:proofErr w:type="spellEnd"/>
+      <w:r>
+        <w:rPr>
+          <w:lang w:val="en-US"/>
+        </w:rPr>
+        <w:t>requirements</w:t>
+      </w:r>
+      <w:r>
+        <w:t>.</w:t>
+      </w:r>
+      <w:r>
+        <w:rPr>
+          <w:lang w:val="en-US"/>
+        </w:rPr>
+        <w:t>txt</w:t>
+      </w:r>
+    </w:p>
+    <w:p>
+      <w:r>
+        <w:t>[22.03.2026 11:01] Дима Мельников: # Установите зависимости (если есть)</w:t>
+      </w:r>
+    </w:p>
+    <w:p>
+      <w:r>
+        <w:rPr>
+          <w:lang w:val="en-US"/>
+        </w:rPr>
+        <w:t>pip</w:t>
+      </w:r>
+      <w:r>
+        <w:t xml:space="preserve"> </w:t>
+      </w:r>
+      <w:r>
+        <w:rPr>
+          <w:lang w:val="en-US"/>
+        </w:rPr>
+        <w:t>install</w:t>
+      </w:r>
+      <w:r>
+        <w:t xml:space="preserve"> </w:t>
+      </w:r>
+      <w:r>
+        <w:rPr>
+          <w:lang w:val="en-US"/>
+        </w:rPr>
+        <w:t>flask</w:t>
+      </w:r>
+      <w:r>
+        <w:t xml:space="preserve">  # или другие нужные пакеты</w:t>
+      </w:r>
     </w:p>
     <w:p/>
     <w:p>
       <w:r>
-        <w:t># Создайте новое виртуальное окружение</w:t>
+        <w:t># Запустите приложение</w:t>
       </w:r>
     </w:p>
     <w:p>
@@ -594,276 +635,163 @@
         <w:t>python</w:t>
       </w:r>
       <w:r>
-        <w:t xml:space="preserve"> -</w:t>
-      </w:r>
-      <w:r>
-        <w:rPr>
-          <w:lang w:val="en-US"/>
-        </w:rPr>
-        <w:t>m</w:t>
-      </w:r>
-      <w:r>
         <w:t xml:space="preserve"> </w:t>
       </w:r>
-      <w:proofErr w:type="spellStart"/>
-      <w:r>
-        <w:rPr>
-          <w:lang w:val="en-US"/>
-        </w:rPr>
-        <w:t>venv</w:t>
-      </w:r>
-      <w:proofErr w:type="spellEnd"/>
-      <w:r>
-        <w:t xml:space="preserve"> </w:t>
-      </w:r>
-      <w:proofErr w:type="spellStart"/>
-      <w:r>
-        <w:rPr>
-          <w:lang w:val="en-US"/>
-        </w:rPr>
-        <w:t>venv</w:t>
-      </w:r>
-      <w:proofErr w:type="spellEnd"/>
+      <w:r>
+        <w:rPr>
+          <w:lang w:val="en-US"/>
+        </w:rPr>
+        <w:t>app</w:t>
+      </w:r>
+      <w:r>
+        <w:t>.</w:t>
+      </w:r>
+      <w:r>
+        <w:rPr>
+          <w:lang w:val="en-US"/>
+        </w:rPr>
+        <w:t>py</w:t>
+      </w:r>
+    </w:p>
+    <w:p>
+      <w:r>
+        <w:t>[22.03.2026 11:02] Дима Мельников: # Выйдите из текущего виртуального окружения</w:t>
+      </w:r>
+    </w:p>
+    <w:p>
+      <w:r>
+        <w:rPr>
+          <w:lang w:val="en-US"/>
+        </w:rPr>
+        <w:t>D</w:t>
+      </w:r>
+      <w:r>
+        <w:rPr>
+          <w:lang w:val="en-US"/>
+        </w:rPr>
+        <w:t>eactivate</w:t>
+      </w:r>
     </w:p>
     <w:p/>
-    <w:p>
-      <w:r>
-        <w:t># Активируйте его</w:t>
-      </w:r>
-    </w:p>
-    <w:p>
-      <w:pPr>
-        <w:rPr>
-          <w:lang w:val="en-US"/>
-        </w:rPr>
-      </w:pPr>
-      <w:r>
-        <w:rPr>
-          <w:lang w:val="en-US"/>
-        </w:rPr>
-        <w:t>.\</w:t>
-      </w:r>
-      <w:proofErr w:type="spellStart"/>
-      <w:r>
-        <w:rPr>
-          <w:lang w:val="en-US"/>
-        </w:rPr>
-        <w:t>venv</w:t>
-      </w:r>
-      <w:proofErr w:type="spellEnd"/>
-      <w:r>
-        <w:rPr>
-          <w:lang w:val="en-US"/>
-        </w:rPr>
-        <w:t>\Scripts\activate</w:t>
-      </w:r>
-    </w:p>
-    <w:p>
-      <w:pPr>
-        <w:rPr>
-          <w:lang w:val="en-US"/>
-        </w:rPr>
-      </w:pPr>
-    </w:p>
-    <w:p>
-      <w:pPr>
-        <w:rPr>
-          <w:lang w:val="en-US"/>
-        </w:rPr>
-      </w:pPr>
-      <w:r>
-        <w:rPr>
-          <w:lang w:val="en-US"/>
-        </w:rPr>
-        <w:t xml:space="preserve"># </w:t>
-      </w:r>
-      <w:proofErr w:type="spellStart"/>
-      <w:r>
-        <w:rPr>
-          <w:lang w:val="en-US"/>
-        </w:rPr>
-        <w:t>Обновите</w:t>
-      </w:r>
-      <w:proofErr w:type="spellEnd"/>
-      <w:r>
-        <w:rPr>
-          <w:lang w:val="en-US"/>
-        </w:rPr>
-        <w:t xml:space="preserve"> pip</w:t>
-      </w:r>
-    </w:p>
-    <w:p>
-      <w:pPr>
-        <w:rPr>
-          <w:lang w:val="en-US"/>
-        </w:rPr>
-      </w:pPr>
-      <w:r>
-        <w:rPr>
-          <w:lang w:val="en-US"/>
-        </w:rPr>
-        <w:t>python -m pip install --upgrade pip</w:t>
-      </w:r>
-    </w:p>
-    <w:p>
-      <w:pPr>
-        <w:rPr>
-          <w:lang w:val="en-US"/>
-        </w:rPr>
-      </w:pPr>
-    </w:p>
-    <w:p>
-      <w:r>
-        <w:t xml:space="preserve"># Установите нужные пакеты (если есть </w:t>
-      </w:r>
-      <w:r>
-        <w:rPr>
-          <w:lang w:val="en-US"/>
-        </w:rPr>
-        <w:t>requirements</w:t>
-      </w:r>
-      <w:r>
-        <w:t>.</w:t>
-      </w:r>
-      <w:r>
-        <w:rPr>
-          <w:lang w:val="en-US"/>
-        </w:rPr>
-        <w:t>txt</w:t>
-      </w:r>
-      <w:r>
-        <w:t>)</w:t>
-      </w:r>
-    </w:p>
-    <w:p>
-      <w:r>
-        <w:rPr>
-          <w:lang w:val="en-US"/>
-        </w:rPr>
-        <w:t>pip</w:t>
-      </w:r>
-      <w:r>
-        <w:t xml:space="preserve"> </w:t>
-      </w:r>
-      <w:r>
-        <w:rPr>
-          <w:lang w:val="en-US"/>
-        </w:rPr>
-        <w:t>install</w:t>
-      </w:r>
-      <w:r>
-        <w:t xml:space="preserve"> -</w:t>
-      </w:r>
-      <w:r>
-        <w:rPr>
-          <w:lang w:val="en-US"/>
-        </w:rPr>
-        <w:t>r</w:t>
-      </w:r>
-      <w:r>
-        <w:t xml:space="preserve"> </w:t>
-      </w:r>
-      <w:r>
-        <w:rPr>
-          <w:lang w:val="en-US"/>
-        </w:rPr>
-        <w:t>requirements</w:t>
-      </w:r>
-      <w:r>
-        <w:t>.</w:t>
-      </w:r>
-      <w:r>
-        <w:rPr>
-          <w:lang w:val="en-US"/>
-        </w:rPr>
-        <w:t>txt</w:t>
-      </w:r>
-    </w:p>
-    <w:p>
-      <w:r>
-        <w:t>[22.03.2026 11:01] Дима Мельников: # Установите зависимости (если есть)</w:t>
-      </w:r>
-    </w:p>
-    <w:p>
-      <w:r>
-        <w:rPr>
-          <w:lang w:val="en-US"/>
-        </w:rPr>
-        <w:t>pip</w:t>
-      </w:r>
-      <w:r>
-        <w:t xml:space="preserve"> </w:t>
-      </w:r>
-      <w:r>
-        <w:rPr>
-          <w:lang w:val="en-US"/>
-        </w:rPr>
-        <w:t>install</w:t>
-      </w:r>
-      <w:r>
-        <w:t xml:space="preserve"> </w:t>
-      </w:r>
-      <w:r>
-        <w:rPr>
-          <w:lang w:val="en-US"/>
-        </w:rPr>
-        <w:t>flask</w:t>
-      </w:r>
-      <w:r>
-        <w:t xml:space="preserve">  # или другие нужные пакеты</w:t>
-      </w:r>
-    </w:p>
     <w:p/>
     <w:p>
-      <w:r>
-        <w:t># Запустите приложение</w:t>
-      </w:r>
-    </w:p>
-    <w:p>
-      <w:r>
-        <w:rPr>
-          <w:lang w:val="en-US"/>
-        </w:rPr>
-        <w:t>python</w:t>
-      </w:r>
-      <w:r>
-        <w:t xml:space="preserve"> </w:t>
-      </w:r>
-      <w:r>
-        <w:rPr>
-          <w:lang w:val="en-US"/>
-        </w:rPr>
-        <w:t>app</w:t>
-      </w:r>
-      <w:r>
-        <w:t>.</w:t>
-      </w:r>
-      <w:r>
-        <w:rPr>
-          <w:lang w:val="en-US"/>
-        </w:rPr>
-        <w:t>py</w:t>
-      </w:r>
-    </w:p>
-    <w:p>
-      <w:r>
-        <w:t>[22.03.2026 11:02] Дима Мельников: # Выйдите из текущего виртуального окружения</w:t>
-      </w:r>
-    </w:p>
-    <w:p>
-      <w:pPr>
-        <w:rPr>
-          <w:lang w:val="en-US"/>
-        </w:rPr>
-      </w:pPr>
-      <w:r>
-        <w:rPr>
-          <w:lang w:val="en-US"/>
-        </w:rPr>
-        <w:t>deactivate</w:t>
-      </w:r>
-      <w:bookmarkStart w:id="0" w:name="_GoBack"/>
-      <w:bookmarkEnd w:id="0"/>
+      <w:pPr>
+        <w:jc w:val="center"/>
+        <w:rPr>
+          <w:b/>
+          <w:bCs/>
+          <w:u w:val="single"/>
+        </w:rPr>
+      </w:pPr>
+      <w:r>
+        <w:rPr>
+          <w:b/>
+          <w:bCs/>
+          <w:u w:val="single"/>
+        </w:rPr>
+        <w:t>ПРОМТ</w:t>
+      </w:r>
+      <w:r>
+        <w:rPr>
+          <w:b/>
+          <w:bCs/>
+          <w:u w:val="single"/>
+        </w:rPr>
+        <w:br/>
+      </w:r>
+      <w:r>
+        <w:rPr>
+          <w:b/>
+          <w:bCs/>
+          <w:u w:val="single"/>
+        </w:rPr>
+        <w:br/>
+      </w:r>
+      <w:r>
+        <w:rPr>
+          <w:b/>
+          <w:bCs/>
+          <w:u w:val="single"/>
+        </w:rPr>
+        <w:t>Было проведено разделение в проекте cart.php gj flhtce mobileshop\pages на файлы  в папке mobileshop\pages\cart. После разделения В корзине при удалении появляется уведомление (Удалить товар из корзины?) после подтверждения оно появляется второй раз. Проанализируй страницы которые я предоставил, а также реши описанную проблему, а также следующую:</w:t>
+      </w:r>
+    </w:p>
+    <w:p>
+      <w:pPr>
+        <w:jc w:val="center"/>
+        <w:rPr>
+          <w:b/>
+          <w:bCs/>
+          <w:u w:val="single"/>
+        </w:rPr>
+      </w:pPr>
+      <w:r>
+        <w:rPr>
+          <w:b/>
+          <w:bCs/>
+          <w:u w:val="single"/>
+        </w:rPr>
+        <w:t>При переходе в корзину не авторизованным пользователем gjzdkztncz jib,rf/</w:t>
+      </w:r>
+    </w:p>
+    <w:p>
+      <w:pPr>
+        <w:jc w:val="center"/>
+        <w:rPr>
+          <w:b/>
+          <w:bCs/>
+          <w:u w:val="single"/>
+        </w:rPr>
+      </w:pPr>
+    </w:p>
+    <w:p>
+      <w:pPr>
+        <w:jc w:val="center"/>
+        <w:rPr>
+          <w:b/>
+          <w:bCs/>
+          <w:u w:val="single"/>
+          <w:lang w:val="en-US"/>
+        </w:rPr>
+      </w:pPr>
+      <w:r>
+        <w:rPr>
+          <w:b/>
+          <w:bCs/>
+          <w:u w:val="single"/>
+          <w:lang w:val="en-US"/>
+        </w:rPr>
+        <w:t>Fatal error: Uncaught ArgumentCountError: The number of elements in the type definition string must match the number of bind variables in C:\xampp\htdocs\mobileshop\pages\cart\GuestCartService.php:246 Stack trace: #0 C:\xampp\htdocs\mobileshop\pages\cart\GuestCartService.php(246): mysqli_stmt-&gt;bind_param('iiii', 45, 45, 45) #1 C:\xampp\htdocs\mobileshop\pages\cart\GuestCartService.php(109): GuestCartService-&gt;getItemDetails(45, 45) #2 C:\xampp\htdocs\mobileshop\pages\cart\CartController.php(143): GuestCartService-&gt;getCartItems() #3 C:\xampp\htdocs\mobileshop\pages\cart\CartController.php(37): CartController-&gt;renderCart() #4 C:\xampp\htdocs\mobileshop\pages\cart\cart.php(23): CartController-&gt;handleRequest() #5 {main} thrown in C:\xampp\htdocs\mobileshop\pages\cart\GuestCartService.php on line 246.</w:t>
+      </w:r>
+    </w:p>
+    <w:p>
+      <w:pPr>
+        <w:jc w:val="center"/>
+        <w:rPr>
+          <w:b/>
+          <w:bCs/>
+          <w:u w:val="single"/>
+          <w:lang w:val="en-US"/>
+        </w:rPr>
+      </w:pPr>
+    </w:p>
+    <w:p>
+      <w:pPr>
+        <w:jc w:val="center"/>
+        <w:rPr>
+          <w:b/>
+          <w:bCs/>
+          <w:u w:val="single"/>
+        </w:rPr>
+      </w:pPr>
+      <w:r>
+        <w:rPr>
+          <w:b/>
+          <w:bCs/>
+          <w:u w:val="single"/>
+        </w:rPr>
+        <w:t>Предоставленный результат анализа, и предложения по улучшению распиши по этапам в конце ответа. Также ты должен описать в каких файлах что нужно поменять после спросить подтверждения хочу ли я получить полностью переписанные файлы согласно пронумерованному твоему предложению. Если согласен вернуть полный файл который можно копировать и вставлять вместо оригинального.</w:t>
+      </w:r>
     </w:p>
     <w:sectPr>
       <w:pgSz w:w="11906" w:h="16838"/>
@@ -876,7 +804,7 @@
 </file>
 
 <file path=word/styles.xml><?xml version="1.0" encoding="utf-8"?>
-<w:styles xmlns:mc="http://schemas.openxmlformats.org/markup-compatibility/2006" xmlns:r="http://schemas.openxmlformats.org/officeDocument/2006/relationships" xmlns:w="http://schemas.openxmlformats.org/wordprocessingml/2006/main" xmlns:w14="http://schemas.microsoft.com/office/word/2010/wordml" xmlns:w15="http://schemas.microsoft.com/office/word/2012/wordml" xmlns:w16se="http://schemas.microsoft.com/office/word/2015/wordml/symex" mc:Ignorable="w14 w15 w16se">
+<w:styles xmlns:mc="http://schemas.openxmlformats.org/markup-compatibility/2006" xmlns:r="http://schemas.openxmlformats.org/officeDocument/2006/relationships" xmlns:w="http://schemas.openxmlformats.org/wordprocessingml/2006/main" xmlns:w14="http://schemas.microsoft.com/office/word/2010/wordml" xmlns:w15="http://schemas.microsoft.com/office/word/2012/wordml" xmlns:w16cex="http://schemas.microsoft.com/office/word/2018/wordml/cex" xmlns:w16cid="http://schemas.microsoft.com/office/word/2016/wordml/cid" xmlns:w16="http://schemas.microsoft.com/office/word/2018/wordml" xmlns:w16du="http://schemas.microsoft.com/office/word/2023/wordml/word16du" xmlns:w16sdtdh="http://schemas.microsoft.com/office/word/2020/wordml/sdtdatahash" xmlns:w16sdtfl="http://schemas.microsoft.com/office/word/2024/wordml/sdtformatlock" xmlns:w16se="http://schemas.microsoft.com/office/word/2015/wordml/symex" mc:Ignorable="w14 w15 w16se w16cid w16 w16cex w16sdtdh w16sdtfl w16du">
   <w:docDefaults>
     <w:rPrDefault>
       <w:rPr>
@@ -892,7 +820,7 @@
       </w:pPr>
     </w:pPrDefault>
   </w:docDefaults>
-  <w:latentStyles w:defLockedState="0" w:defUIPriority="99" w:defSemiHidden="0" w:defUnhideWhenUsed="0" w:defQFormat="0" w:count="371">
+  <w:latentStyles w:defLockedState="0" w:defUIPriority="99" w:defSemiHidden="0" w:defUnhideWhenUsed="0" w:defQFormat="0" w:count="376">
     <w:lsdException w:name="Normal" w:uiPriority="0" w:qFormat="1"/>
     <w:lsdException w:name="heading 1" w:uiPriority="9" w:qFormat="1"/>
     <w:lsdException w:name="heading 2" w:semiHidden="1" w:uiPriority="9" w:unhideWhenUsed="1" w:qFormat="1"/>
@@ -1264,6 +1192,11 @@
     <w:lsdException w:name="List Table 5 Dark Accent 6" w:uiPriority="50"/>
     <w:lsdException w:name="List Table 6 Colorful Accent 6" w:uiPriority="51"/>
     <w:lsdException w:name="List Table 7 Colorful Accent 6" w:uiPriority="52"/>
+    <w:lsdException w:name="Mention" w:semiHidden="1" w:unhideWhenUsed="1"/>
+    <w:lsdException w:name="Smart Hyperlink" w:semiHidden="1" w:unhideWhenUsed="1"/>
+    <w:lsdException w:name="Hashtag" w:semiHidden="1" w:unhideWhenUsed="1"/>
+    <w:lsdException w:name="Unresolved Mention" w:semiHidden="1" w:unhideWhenUsed="1"/>
+    <w:lsdException w:name="Smart Link" w:semiHidden="1" w:unhideWhenUsed="1"/>
   </w:latentStyles>
   <w:style w:type="paragraph" w:default="1" w:styleId="a">
     <w:name w:val="Normal"/>

--- a/Памятка по виртуальному окружению.docx
+++ b/Памятка по виртуальному окружению.docx
@@ -69,12 +69,14 @@
       <w:r>
         <w:t>.</w:t>
       </w:r>
+      <w:proofErr w:type="spellStart"/>
       <w:r>
         <w:rPr>
           <w:lang w:val="en-US"/>
         </w:rPr>
         <w:t>py</w:t>
       </w:r>
+      <w:proofErr w:type="spellEnd"/>
     </w:p>
     <w:p>
       <w:r>
@@ -136,6 +138,7 @@
     <w:p/>
     <w:p>
       <w:pPr>
+        <w:spacing w:after="0"/>
         <w:rPr>
           <w:lang w:val="en-US"/>
         </w:rPr>
@@ -144,18 +147,82 @@
         <w:rPr>
           <w:lang w:val="en-US"/>
         </w:rPr>
-        <w:t>$exclude = "venv","vendor",".git","__pycache__"</w:t>
+        <w:t>$exclude = "</w:t>
+      </w:r>
+      <w:proofErr w:type="spellStart"/>
+      <w:r>
+        <w:rPr>
+          <w:lang w:val="en-US"/>
+        </w:rPr>
+        <w:t>venv</w:t>
+      </w:r>
+      <w:proofErr w:type="spellEnd"/>
+      <w:r>
+        <w:rPr>
+          <w:lang w:val="en-US"/>
+        </w:rPr>
+        <w:t>","vendor",</w:t>
+      </w:r>
+      <w:proofErr w:type="gramStart"/>
+      <w:r>
+        <w:rPr>
+          <w:lang w:val="en-US"/>
+        </w:rPr>
+        <w:t>".git</w:t>
+      </w:r>
+      <w:proofErr w:type="gramEnd"/>
+      <w:r>
+        <w:rPr>
+          <w:lang w:val="en-US"/>
+        </w:rPr>
+        <w:t>","__</w:t>
+      </w:r>
+      <w:proofErr w:type="spellStart"/>
+      <w:r>
+        <w:rPr>
+          <w:lang w:val="en-US"/>
+        </w:rPr>
+        <w:t>pycache</w:t>
+      </w:r>
+      <w:proofErr w:type="spellEnd"/>
+      <w:r>
+        <w:rPr>
+          <w:lang w:val="en-US"/>
+        </w:rPr>
+        <w:t>__"</w:t>
       </w:r>
     </w:p>
     <w:p>
       <w:pPr>
+        <w:spacing w:after="0"/>
         <w:rPr>
           <w:lang w:val="en-US"/>
         </w:rPr>
       </w:pPr>
+      <w:r>
+        <w:rPr>
+          <w:lang w:val="en-US"/>
+        </w:rPr>
+        <w:t>function Show-</w:t>
+      </w:r>
+      <w:proofErr w:type="gramStart"/>
+      <w:r>
+        <w:rPr>
+          <w:lang w:val="en-US"/>
+        </w:rPr>
+        <w:t>Tree(</w:t>
+      </w:r>
+      <w:proofErr w:type="gramEnd"/>
+      <w:r>
+        <w:rPr>
+          <w:lang w:val="en-US"/>
+        </w:rPr>
+        <w:t>$path, $indent="") {</w:t>
+      </w:r>
     </w:p>
     <w:p>
       <w:pPr>
+        <w:spacing w:after="0"/>
         <w:rPr>
           <w:lang w:val="en-US"/>
         </w:rPr>
@@ -164,11 +231,82 @@
         <w:rPr>
           <w:lang w:val="en-US"/>
         </w:rPr>
-        <w:t>function Show-Tree($path, $indent="") {</w:t>
+        <w:t xml:space="preserve">    Get-</w:t>
+      </w:r>
+      <w:proofErr w:type="spellStart"/>
+      <w:r>
+        <w:rPr>
+          <w:lang w:val="en-US"/>
+        </w:rPr>
+        <w:t>ChildItem</w:t>
+      </w:r>
+      <w:proofErr w:type="spellEnd"/>
+      <w:r>
+        <w:rPr>
+          <w:lang w:val="en-US"/>
+        </w:rPr>
+        <w:t xml:space="preserve"> $path | Where-Object </w:t>
+      </w:r>
+      <w:proofErr w:type="gramStart"/>
+      <w:r>
+        <w:rPr>
+          <w:lang w:val="en-US"/>
+        </w:rPr>
+        <w:t>{ $</w:t>
+      </w:r>
+      <w:proofErr w:type="gramEnd"/>
+      <w:r>
+        <w:rPr>
+          <w:lang w:val="en-US"/>
+        </w:rPr>
+        <w:t>exclude -</w:t>
+      </w:r>
+      <w:proofErr w:type="spellStart"/>
+      <w:r>
+        <w:rPr>
+          <w:lang w:val="en-US"/>
+        </w:rPr>
+        <w:t>notcontains</w:t>
+      </w:r>
+      <w:proofErr w:type="spellEnd"/>
+      <w:r>
+        <w:rPr>
+          <w:lang w:val="en-US"/>
+        </w:rPr>
+        <w:t xml:space="preserve"> $</w:t>
+      </w:r>
+      <w:proofErr w:type="gramStart"/>
+      <w:r>
+        <w:rPr>
+          <w:lang w:val="en-US"/>
+        </w:rPr>
+        <w:t>_.Name</w:t>
+      </w:r>
+      <w:proofErr w:type="gramEnd"/>
+      <w:r>
+        <w:rPr>
+          <w:lang w:val="en-US"/>
+        </w:rPr>
+        <w:t xml:space="preserve"> } | </w:t>
+      </w:r>
+      <w:proofErr w:type="spellStart"/>
+      <w:r>
+        <w:rPr>
+          <w:lang w:val="en-US"/>
+        </w:rPr>
+        <w:t>ForEach</w:t>
+      </w:r>
+      <w:proofErr w:type="spellEnd"/>
+      <w:r>
+        <w:rPr>
+          <w:lang w:val="en-US"/>
+        </w:rPr>
+        <w:t>-Object {</w:t>
       </w:r>
     </w:p>
     <w:p>
       <w:pPr>
+        <w:spacing w:after="0"/>
         <w:rPr>
           <w:lang w:val="en-US"/>
         </w:rPr>
@@ -177,11 +315,26 @@
         <w:rPr>
           <w:lang w:val="en-US"/>
         </w:rPr>
-        <w:t xml:space="preserve">    Get-ChildItem $path | Where-Object { $exclude -notcontains $_.Name } | ForEach-Object {</w:t>
+        <w:t xml:space="preserve">        "$indent├── $($</w:t>
+      </w:r>
+      <w:proofErr w:type="gramStart"/>
+      <w:r>
+        <w:rPr>
+          <w:lang w:val="en-US"/>
+        </w:rPr>
+        <w:t>_.Name</w:t>
+      </w:r>
+      <w:proofErr w:type="gramEnd"/>
+      <w:r>
+        <w:rPr>
+          <w:lang w:val="en-US"/>
+        </w:rPr>
+        <w:t>)"</w:t>
       </w:r>
     </w:p>
     <w:p>
       <w:pPr>
+        <w:spacing w:after="0"/>
         <w:rPr>
           <w:lang w:val="en-US"/>
         </w:rPr>
@@ -190,11 +343,34 @@
         <w:rPr>
           <w:lang w:val="en-US"/>
         </w:rPr>
-        <w:t xml:space="preserve">        "$indent├── $($_.Name)"</w:t>
+        <w:t xml:space="preserve">        if ($</w:t>
+      </w:r>
+      <w:proofErr w:type="gramStart"/>
+      <w:r>
+        <w:rPr>
+          <w:lang w:val="en-US"/>
+        </w:rPr>
+        <w:t>_.</w:t>
+      </w:r>
+      <w:proofErr w:type="spellStart"/>
+      <w:r>
+        <w:rPr>
+          <w:lang w:val="en-US"/>
+        </w:rPr>
+        <w:t>PSIsContainer</w:t>
+      </w:r>
+      <w:proofErr w:type="spellEnd"/>
+      <w:proofErr w:type="gramEnd"/>
+      <w:r>
+        <w:rPr>
+          <w:lang w:val="en-US"/>
+        </w:rPr>
+        <w:t>) {</w:t>
       </w:r>
     </w:p>
     <w:p>
       <w:pPr>
+        <w:spacing w:after="0"/>
         <w:rPr>
           <w:lang w:val="en-US"/>
         </w:rPr>
@@ -203,11 +379,34 @@
         <w:rPr>
           <w:lang w:val="en-US"/>
         </w:rPr>
-        <w:t xml:space="preserve">        if ($_.PSIsContainer) {</w:t>
+        <w:t xml:space="preserve">            Show-Tree $</w:t>
+      </w:r>
+      <w:proofErr w:type="gramStart"/>
+      <w:r>
+        <w:rPr>
+          <w:lang w:val="en-US"/>
+        </w:rPr>
+        <w:t>_.</w:t>
+      </w:r>
+      <w:proofErr w:type="spellStart"/>
+      <w:r>
+        <w:rPr>
+          <w:lang w:val="en-US"/>
+        </w:rPr>
+        <w:t>FullName</w:t>
+      </w:r>
+      <w:proofErr w:type="spellEnd"/>
+      <w:proofErr w:type="gramEnd"/>
+      <w:r>
+        <w:rPr>
+          <w:lang w:val="en-US"/>
+        </w:rPr>
+        <w:t xml:space="preserve"> "$indent│   "</w:t>
       </w:r>
     </w:p>
     <w:p>
       <w:pPr>
+        <w:spacing w:after="0"/>
         <w:rPr>
           <w:lang w:val="en-US"/>
         </w:rPr>
@@ -216,11 +415,12 @@
         <w:rPr>
           <w:lang w:val="en-US"/>
         </w:rPr>
-        <w:t xml:space="preserve">            Show-Tree $_.FullName "$indent│   "</w:t>
+        <w:t xml:space="preserve">        }</w:t>
       </w:r>
     </w:p>
     <w:p>
       <w:pPr>
+        <w:spacing w:after="0"/>
         <w:rPr>
           <w:lang w:val="en-US"/>
         </w:rPr>
@@ -229,11 +429,12 @@
         <w:rPr>
           <w:lang w:val="en-US"/>
         </w:rPr>
-        <w:t xml:space="preserve">        }</w:t>
+        <w:t xml:space="preserve">    }</w:t>
       </w:r>
     </w:p>
     <w:p>
       <w:pPr>
+        <w:spacing w:after="0"/>
         <w:rPr>
           <w:lang w:val="en-US"/>
         </w:rPr>
@@ -242,11 +443,12 @@
         <w:rPr>
           <w:lang w:val="en-US"/>
         </w:rPr>
-        <w:t xml:space="preserve">    }</w:t>
+        <w:t>}</w:t>
       </w:r>
     </w:p>
     <w:p>
       <w:pPr>
+        <w:spacing w:after="0"/>
         <w:rPr>
           <w:lang w:val="en-US"/>
         </w:rPr>
@@ -255,82 +457,77 @@
         <w:rPr>
           <w:lang w:val="en-US"/>
         </w:rPr>
+        <w:t>"</w:t>
+      </w:r>
+      <w:proofErr w:type="spellStart"/>
+      <w:r>
+        <w:rPr>
+          <w:lang w:val="en-US"/>
+        </w:rPr>
+        <w:t>mobileshop</w:t>
+      </w:r>
+      <w:proofErr w:type="spellEnd"/>
+      <w:r>
+        <w:rPr>
+          <w:lang w:val="en-US"/>
+        </w:rPr>
+        <w:t>" | Out-File project_structure.txt</w:t>
+      </w:r>
+    </w:p>
+    <w:p>
+      <w:pPr>
+        <w:spacing w:after="0"/>
+        <w:rPr>
+          <w:lang w:val="en-US"/>
+        </w:rPr>
+      </w:pPr>
+      <w:r>
+        <w:rPr>
+          <w:lang w:val="en-US"/>
+        </w:rPr>
+        <w:t xml:space="preserve">Show-Tree "." | Out-File project_structure.txt </w:t>
+      </w:r>
+      <w:r>
+        <w:rPr>
+          <w:lang w:val="en-US"/>
+        </w:rPr>
+        <w:t>–</w:t>
+      </w:r>
+      <w:r>
+        <w:rPr>
+          <w:lang w:val="en-US"/>
+        </w:rPr>
+        <w:t>Append</w:t>
+      </w:r>
+      <w:r>
+        <w:rPr>
+          <w:lang w:val="en-US"/>
+        </w:rPr>
+        <w:br/>
+      </w:r>
+      <w:r>
+        <w:rPr>
+          <w:lang w:val="en-US"/>
+        </w:rPr>
+        <w:br/>
+      </w:r>
+      <w:r>
+        <w:rPr>
+          <w:lang w:val="en-US"/>
+        </w:rPr>
+        <w:br/>
+      </w:r>
+      <w:r>
+        <w:rPr>
+          <w:lang w:val="en-US"/>
+        </w:rPr>
+        <w:br/>
+      </w:r>
+      <w:r>
+        <w:rPr>
+          <w:lang w:val="en-US"/>
+        </w:rPr>
         <w:lastRenderedPageBreak/>
-        <w:t>}</w:t>
-      </w:r>
-    </w:p>
-    <w:p>
-      <w:pPr>
-        <w:rPr>
-          <w:lang w:val="en-US"/>
-        </w:rPr>
-      </w:pPr>
-    </w:p>
-    <w:p>
-      <w:pPr>
-        <w:rPr>
-          <w:lang w:val="en-US"/>
-        </w:rPr>
-      </w:pPr>
-      <w:r>
-        <w:rPr>
-          <w:lang w:val="en-US"/>
-        </w:rPr>
-        <w:t>"mobileshop" | Out-File project_structure.txt</w:t>
-      </w:r>
-    </w:p>
-    <w:p>
-      <w:pPr>
-        <w:rPr>
-          <w:lang w:val="en-US"/>
-        </w:rPr>
-      </w:pPr>
-      <w:r>
-        <w:rPr>
-          <w:lang w:val="en-US"/>
-        </w:rPr>
-        <w:t xml:space="preserve">Show-Tree "." | Out-File project_structure.txt </w:t>
-      </w:r>
-      <w:r>
-        <w:rPr>
-          <w:lang w:val="en-US"/>
-        </w:rPr>
-        <w:t>–</w:t>
-      </w:r>
-      <w:r>
-        <w:rPr>
-          <w:lang w:val="en-US"/>
-        </w:rPr>
-        <w:t>Append</w:t>
-      </w:r>
-      <w:r>
-        <w:rPr>
-          <w:lang w:val="en-US"/>
-        </w:rPr>
-        <w:br/>
-      </w:r>
-      <w:r>
-        <w:rPr>
-          <w:lang w:val="en-US"/>
-        </w:rPr>
-        <w:br/>
-      </w:r>
-      <w:r>
-        <w:rPr>
-          <w:lang w:val="en-US"/>
-        </w:rPr>
-        <w:br/>
-      </w:r>
-      <w:r>
-        <w:rPr>
-          <w:lang w:val="en-US"/>
-        </w:rPr>
-        <w:br/>
-      </w:r>
-      <w:r>
-        <w:rPr>
-          <w:lang w:val="en-US"/>
-        </w:rPr>
         <w:br/>
       </w:r>
       <w:r>
@@ -362,19 +559,49 @@
         <w:rPr>
           <w:lang w:val="en-US"/>
         </w:rPr>
-        <w:t>[22.03.2026 10:57] Дима Мельников: cd C:\xampp\htdocs\mobileshop\test_bot</w:t>
+        <w:t xml:space="preserve">[22.03.2026 10:57] </w:t>
+      </w:r>
+      <w:proofErr w:type="spellStart"/>
+      <w:r>
+        <w:rPr>
+          <w:lang w:val="en-US"/>
+        </w:rPr>
+        <w:t>Дима</w:t>
+      </w:r>
+      <w:proofErr w:type="spellEnd"/>
+      <w:r>
+        <w:rPr>
+          <w:lang w:val="en-US"/>
+        </w:rPr>
+        <w:t xml:space="preserve"> </w:t>
+      </w:r>
+      <w:proofErr w:type="spellStart"/>
+      <w:r>
+        <w:rPr>
+          <w:lang w:val="en-US"/>
+        </w:rPr>
+        <w:t>Мельников</w:t>
+      </w:r>
+      <w:proofErr w:type="spellEnd"/>
+      <w:r>
+        <w:rPr>
+          <w:lang w:val="en-US"/>
+        </w:rPr>
+        <w:t>: cd C:\xampp\htdocs\mobileshop\test_bot</w:t>
       </w:r>
     </w:p>
     <w:p>
       <w:r>
         <w:t xml:space="preserve">[22.03.2026 10:58] Дима Мельников: # Удалите старую папку </w:t>
       </w:r>
+      <w:proofErr w:type="spellStart"/>
       <w:r>
         <w:rPr>
           <w:lang w:val="en-US"/>
         </w:rPr>
         <w:t>venv</w:t>
       </w:r>
+      <w:proofErr w:type="spellEnd"/>
     </w:p>
     <w:p>
       <w:r>
@@ -413,12 +640,14 @@
       <w:r>
         <w:t xml:space="preserve"> </w:t>
       </w:r>
+      <w:proofErr w:type="spellStart"/>
       <w:r>
         <w:rPr>
           <w:lang w:val="en-US"/>
         </w:rPr>
         <w:t>venv</w:t>
       </w:r>
+      <w:proofErr w:type="spellEnd"/>
     </w:p>
     <w:p/>
     <w:p>
@@ -445,21 +674,25 @@
       <w:r>
         <w:t xml:space="preserve"> </w:t>
       </w:r>
+      <w:proofErr w:type="spellStart"/>
       <w:r>
         <w:rPr>
           <w:lang w:val="en-US"/>
         </w:rPr>
         <w:t>venv</w:t>
       </w:r>
+      <w:proofErr w:type="spellEnd"/>
       <w:r>
         <w:t xml:space="preserve"> </w:t>
       </w:r>
+      <w:proofErr w:type="spellStart"/>
       <w:r>
         <w:rPr>
           <w:lang w:val="en-US"/>
         </w:rPr>
         <w:t>venv</w:t>
       </w:r>
+      <w:proofErr w:type="spellEnd"/>
     </w:p>
     <w:p/>
     <w:p>
@@ -473,12 +706,28 @@
           <w:lang w:val="en-US"/>
         </w:rPr>
       </w:pPr>
-      <w:r>
-        <w:rPr>
-          <w:lang w:val="en-US"/>
-        </w:rPr>
-        <w:t>.\venv\Scripts\activate</w:t>
-      </w:r>
+      <w:proofErr w:type="gramStart"/>
+      <w:r>
+        <w:rPr>
+          <w:lang w:val="en-US"/>
+        </w:rPr>
+        <w:t>.\</w:t>
+      </w:r>
+      <w:proofErr w:type="spellStart"/>
+      <w:r>
+        <w:rPr>
+          <w:lang w:val="en-US"/>
+        </w:rPr>
+        <w:t>venv</w:t>
+      </w:r>
+      <w:proofErr w:type="spellEnd"/>
+      <w:r>
+        <w:rPr>
+          <w:lang w:val="en-US"/>
+        </w:rPr>
+        <w:t>\Scripts\activate</w:t>
+      </w:r>
+      <w:proofErr w:type="gramEnd"/>
     </w:p>
     <w:p>
       <w:pPr>
@@ -497,7 +746,21 @@
         <w:rPr>
           <w:lang w:val="en-US"/>
         </w:rPr>
-        <w:t># Обновите pip</w:t>
+        <w:t xml:space="preserve"># </w:t>
+      </w:r>
+      <w:proofErr w:type="spellStart"/>
+      <w:r>
+        <w:rPr>
+          <w:lang w:val="en-US"/>
+        </w:rPr>
+        <w:t>Обновите</w:t>
+      </w:r>
+      <w:proofErr w:type="spellEnd"/>
+      <w:r>
+        <w:rPr>
+          <w:lang w:val="en-US"/>
+        </w:rPr>
+        <w:t xml:space="preserve"> pip</w:t>
       </w:r>
     </w:p>
     <w:p>
@@ -611,6 +874,7 @@
       <w:r>
         <w:t xml:space="preserve"> </w:t>
       </w:r>
+      <w:proofErr w:type="gramStart"/>
       <w:r>
         <w:rPr>
           <w:lang w:val="en-US"/>
@@ -618,7 +882,11 @@
         <w:t>flask</w:t>
       </w:r>
       <w:r>
-        <w:t xml:space="preserve">  # или другие нужные пакеты</w:t>
+        <w:t xml:space="preserve">  #</w:t>
+      </w:r>
+      <w:proofErr w:type="gramEnd"/>
+      <w:r>
+        <w:t xml:space="preserve"> или другие нужные пакеты</w:t>
       </w:r>
     </w:p>
     <w:p/>
@@ -646,12 +914,14 @@
       <w:r>
         <w:t>.</w:t>
       </w:r>
+      <w:proofErr w:type="spellStart"/>
       <w:r>
         <w:rPr>
           <w:lang w:val="en-US"/>
         </w:rPr>
         <w:t>py</w:t>
       </w:r>
+      <w:proofErr w:type="spellEnd"/>
     </w:p>
     <w:p>
       <w:r>
@@ -713,7 +983,205 @@
           <w:bCs/>
           <w:u w:val="single"/>
         </w:rPr>
-        <w:t>Было проведено разделение в проекте cart.php gj flhtce mobileshop\pages на файлы  в папке mobileshop\pages\cart. После разделения В корзине при удалении появляется уведомление (Удалить товар из корзины?) после подтверждения оно появляется второй раз. Проанализируй страницы которые я предоставил, а также реши описанную проблему, а также следующую:</w:t>
+        <w:t xml:space="preserve">Было проведено разделение в проекте </w:t>
+      </w:r>
+      <w:proofErr w:type="spellStart"/>
+      <w:r>
+        <w:rPr>
+          <w:b/>
+          <w:bCs/>
+          <w:u w:val="single"/>
+        </w:rPr>
+        <w:t>cart.php</w:t>
+      </w:r>
+      <w:proofErr w:type="spellEnd"/>
+      <w:r>
+        <w:rPr>
+          <w:b/>
+          <w:bCs/>
+          <w:u w:val="single"/>
+        </w:rPr>
+        <w:t xml:space="preserve"> </w:t>
+      </w:r>
+      <w:proofErr w:type="spellStart"/>
+      <w:r>
+        <w:rPr>
+          <w:b/>
+          <w:bCs/>
+          <w:u w:val="single"/>
+        </w:rPr>
+        <w:t>gj</w:t>
+      </w:r>
+      <w:proofErr w:type="spellEnd"/>
+      <w:r>
+        <w:rPr>
+          <w:b/>
+          <w:bCs/>
+          <w:u w:val="single"/>
+        </w:rPr>
+        <w:t xml:space="preserve"> </w:t>
+      </w:r>
+      <w:proofErr w:type="spellStart"/>
+      <w:r>
+        <w:rPr>
+          <w:b/>
+          <w:bCs/>
+          <w:u w:val="single"/>
+        </w:rPr>
+        <w:t>flhtce</w:t>
+      </w:r>
+      <w:proofErr w:type="spellEnd"/>
+      <w:r>
+        <w:rPr>
+          <w:b/>
+          <w:bCs/>
+          <w:u w:val="single"/>
+        </w:rPr>
+        <w:t xml:space="preserve"> </w:t>
+      </w:r>
+      <w:proofErr w:type="spellStart"/>
+      <w:r>
+        <w:rPr>
+          <w:b/>
+          <w:bCs/>
+          <w:u w:val="single"/>
+        </w:rPr>
+        <w:t>mobileshop</w:t>
+      </w:r>
+      <w:proofErr w:type="spellEnd"/>
+      <w:r>
+        <w:rPr>
+          <w:b/>
+          <w:bCs/>
+          <w:u w:val="single"/>
+        </w:rPr>
+        <w:t>\</w:t>
+      </w:r>
+      <w:proofErr w:type="spellStart"/>
+      <w:r>
+        <w:rPr>
+          <w:b/>
+          <w:bCs/>
+          <w:u w:val="single"/>
+        </w:rPr>
+        <w:t>pages</w:t>
+      </w:r>
+      <w:proofErr w:type="spellEnd"/>
+      <w:r>
+        <w:rPr>
+          <w:b/>
+          <w:bCs/>
+          <w:u w:val="single"/>
+        </w:rPr>
+        <w:t xml:space="preserve"> на </w:t>
+      </w:r>
+      <w:proofErr w:type="gramStart"/>
+      <w:r>
+        <w:rPr>
+          <w:b/>
+          <w:bCs/>
+          <w:u w:val="single"/>
+        </w:rPr>
+        <w:t>файлы  в</w:t>
+      </w:r>
+      <w:proofErr w:type="gramEnd"/>
+      <w:r>
+        <w:rPr>
+          <w:b/>
+          <w:bCs/>
+          <w:u w:val="single"/>
+        </w:rPr>
+        <w:t xml:space="preserve"> папке </w:t>
+      </w:r>
+      <w:proofErr w:type="spellStart"/>
+      <w:r>
+        <w:rPr>
+          <w:b/>
+          <w:bCs/>
+          <w:u w:val="single"/>
+        </w:rPr>
+        <w:t>mobileshop</w:t>
+      </w:r>
+      <w:proofErr w:type="spellEnd"/>
+      <w:r>
+        <w:rPr>
+          <w:b/>
+          <w:bCs/>
+          <w:u w:val="single"/>
+        </w:rPr>
+        <w:t>\</w:t>
+      </w:r>
+      <w:proofErr w:type="spellStart"/>
+      <w:r>
+        <w:rPr>
+          <w:b/>
+          <w:bCs/>
+          <w:u w:val="single"/>
+        </w:rPr>
+        <w:t>pages</w:t>
+      </w:r>
+      <w:proofErr w:type="spellEnd"/>
+      <w:r>
+        <w:rPr>
+          <w:b/>
+          <w:bCs/>
+          <w:u w:val="single"/>
+        </w:rPr>
+        <w:t>\</w:t>
+      </w:r>
+      <w:proofErr w:type="spellStart"/>
+      <w:r>
+        <w:rPr>
+          <w:b/>
+          <w:bCs/>
+          <w:u w:val="single"/>
+        </w:rPr>
+        <w:t>cart</w:t>
+      </w:r>
+      <w:proofErr w:type="spellEnd"/>
+      <w:r>
+        <w:rPr>
+          <w:b/>
+          <w:bCs/>
+          <w:u w:val="single"/>
+        </w:rPr>
+        <w:t xml:space="preserve">. После </w:t>
+      </w:r>
+      <w:proofErr w:type="gramStart"/>
+      <w:r>
+        <w:rPr>
+          <w:b/>
+          <w:bCs/>
+          <w:u w:val="single"/>
+        </w:rPr>
+        <w:t>разделения</w:t>
+      </w:r>
+      <w:proofErr w:type="gramEnd"/>
+      <w:r>
+        <w:rPr>
+          <w:b/>
+          <w:bCs/>
+          <w:u w:val="single"/>
+        </w:rPr>
+        <w:t xml:space="preserve"> В корзине при удалении появляется уведомление (Удалить товар из корзины?) после подтверждения оно появляется второй раз. Проанализируй </w:t>
+      </w:r>
+      <w:proofErr w:type="gramStart"/>
+      <w:r>
+        <w:rPr>
+          <w:b/>
+          <w:bCs/>
+          <w:u w:val="single"/>
+        </w:rPr>
+        <w:t>страницы</w:t>
+      </w:r>
+      <w:proofErr w:type="gramEnd"/>
+      <w:r>
+        <w:rPr>
+          <w:b/>
+          <w:bCs/>
+          <w:u w:val="single"/>
+        </w:rPr>
+        <w:t xml:space="preserve"> которые я предоставил, а также реши описанную проблему, а также следующую:</w:t>
       </w:r>
     </w:p>
     <w:p>
@@ -731,7 +1199,46 @@
           <w:bCs/>
           <w:u w:val="single"/>
         </w:rPr>
-        <w:t>При переходе в корзину не авторизованным пользователем gjzdkztncz jib,rf/</w:t>
+        <w:lastRenderedPageBreak/>
+        <w:t xml:space="preserve">При переходе в корзину не авторизованным пользователем </w:t>
+      </w:r>
+      <w:proofErr w:type="spellStart"/>
+      <w:r>
+        <w:rPr>
+          <w:b/>
+          <w:bCs/>
+          <w:u w:val="single"/>
+        </w:rPr>
+        <w:t>gjzdkztncz</w:t>
+      </w:r>
+      <w:proofErr w:type="spellEnd"/>
+      <w:r>
+        <w:rPr>
+          <w:b/>
+          <w:bCs/>
+          <w:u w:val="single"/>
+        </w:rPr>
+        <w:t xml:space="preserve"> </w:t>
+      </w:r>
+      <w:proofErr w:type="spellStart"/>
+      <w:proofErr w:type="gramStart"/>
+      <w:r>
+        <w:rPr>
+          <w:b/>
+          <w:bCs/>
+          <w:u w:val="single"/>
+        </w:rPr>
+        <w:t>jib,rf</w:t>
+      </w:r>
+      <w:proofErr w:type="spellEnd"/>
+      <w:proofErr w:type="gramEnd"/>
+      <w:r>
+        <w:rPr>
+          <w:b/>
+          <w:bCs/>
+          <w:u w:val="single"/>
+        </w:rPr>
+        <w:t>/</w:t>
       </w:r>
     </w:p>
     <w:p>
@@ -761,7 +1268,247 @@
           <w:u w:val="single"/>
           <w:lang w:val="en-US"/>
         </w:rPr>
-        <w:t>Fatal error: Uncaught ArgumentCountError: The number of elements in the type definition string must match the number of bind variables in C:\xampp\htdocs\mobileshop\pages\cart\GuestCartService.php:246 Stack trace: #0 C:\xampp\htdocs\mobileshop\pages\cart\GuestCartService.php(246): mysqli_stmt-&gt;bind_param('iiii', 45, 45, 45) #1 C:\xampp\htdocs\mobileshop\pages\cart\GuestCartService.php(109): GuestCartService-&gt;getItemDetails(45, 45) #2 C:\xampp\htdocs\mobileshop\pages\cart\CartController.php(143): GuestCartService-&gt;getCartItems() #3 C:\xampp\htdocs\mobileshop\pages\cart\CartController.php(37): CartController-&gt;renderCart() #4 C:\xampp\htdocs\mobileshop\pages\cart\cart.php(23): CartController-&gt;handleRequest() #5 {main} thrown in C:\xampp\htdocs\mobileshop\pages\cart\GuestCartService.php on line 246.</w:t>
+        <w:t xml:space="preserve">Fatal error: Uncaught </w:t>
+      </w:r>
+      <w:proofErr w:type="spellStart"/>
+      <w:r>
+        <w:rPr>
+          <w:b/>
+          <w:bCs/>
+          <w:u w:val="single"/>
+          <w:lang w:val="en-US"/>
+        </w:rPr>
+        <w:t>ArgumentCountError</w:t>
+      </w:r>
+      <w:proofErr w:type="spellEnd"/>
+      <w:r>
+        <w:rPr>
+          <w:b/>
+          <w:bCs/>
+          <w:u w:val="single"/>
+          <w:lang w:val="en-US"/>
+        </w:rPr>
+        <w:t xml:space="preserve">: The number of elements in the type definition string must match the number of bind variables in C:\xampp\htdocs\mobileshop\pages\cart\GuestCartService.php:246 Stack trace: #0 C:\xampp\htdocs\mobileshop\pages\cart\GuestCartService.php(246): </w:t>
+      </w:r>
+      <w:proofErr w:type="spellStart"/>
+      <w:r>
+        <w:rPr>
+          <w:b/>
+          <w:bCs/>
+          <w:u w:val="single"/>
+          <w:lang w:val="en-US"/>
+        </w:rPr>
+        <w:t>mysqli_stmt</w:t>
+      </w:r>
+      <w:proofErr w:type="spellEnd"/>
+      <w:r>
+        <w:rPr>
+          <w:b/>
+          <w:bCs/>
+          <w:u w:val="single"/>
+          <w:lang w:val="en-US"/>
+        </w:rPr>
+        <w:t>-&gt;</w:t>
+      </w:r>
+      <w:proofErr w:type="spellStart"/>
+      <w:r>
+        <w:rPr>
+          <w:b/>
+          <w:bCs/>
+          <w:u w:val="single"/>
+          <w:lang w:val="en-US"/>
+        </w:rPr>
+        <w:t>bind_param</w:t>
+      </w:r>
+      <w:proofErr w:type="spellEnd"/>
+      <w:r>
+        <w:rPr>
+          <w:b/>
+          <w:bCs/>
+          <w:u w:val="single"/>
+          <w:lang w:val="en-US"/>
+        </w:rPr>
+        <w:t>('</w:t>
+      </w:r>
+      <w:proofErr w:type="spellStart"/>
+      <w:r>
+        <w:rPr>
+          <w:b/>
+          <w:bCs/>
+          <w:u w:val="single"/>
+          <w:lang w:val="en-US"/>
+        </w:rPr>
+        <w:t>iiii</w:t>
+      </w:r>
+      <w:proofErr w:type="spellEnd"/>
+      <w:r>
+        <w:rPr>
+          <w:b/>
+          <w:bCs/>
+          <w:u w:val="single"/>
+          <w:lang w:val="en-US"/>
+        </w:rPr>
+        <w:t xml:space="preserve">', 45, 45, 45) #1 C:\xampp\htdocs\mobileshop\pages\cart\GuestCartService.php(109): </w:t>
+      </w:r>
+      <w:proofErr w:type="spellStart"/>
+      <w:r>
+        <w:rPr>
+          <w:b/>
+          <w:bCs/>
+          <w:u w:val="single"/>
+          <w:lang w:val="en-US"/>
+        </w:rPr>
+        <w:t>GuestCartService</w:t>
+      </w:r>
+      <w:proofErr w:type="spellEnd"/>
+      <w:r>
+        <w:rPr>
+          <w:b/>
+          <w:bCs/>
+          <w:u w:val="single"/>
+          <w:lang w:val="en-US"/>
+        </w:rPr>
+        <w:t>-&gt;</w:t>
+      </w:r>
+      <w:proofErr w:type="spellStart"/>
+      <w:r>
+        <w:rPr>
+          <w:b/>
+          <w:bCs/>
+          <w:u w:val="single"/>
+          <w:lang w:val="en-US"/>
+        </w:rPr>
+        <w:t>getItemDetails</w:t>
+      </w:r>
+      <w:proofErr w:type="spellEnd"/>
+      <w:r>
+        <w:rPr>
+          <w:b/>
+          <w:bCs/>
+          <w:u w:val="single"/>
+          <w:lang w:val="en-US"/>
+        </w:rPr>
+        <w:t xml:space="preserve">(45, 45) #2 C:\xampp\htdocs\mobileshop\pages\cart\CartController.php(143): </w:t>
+      </w:r>
+      <w:proofErr w:type="spellStart"/>
+      <w:r>
+        <w:rPr>
+          <w:b/>
+          <w:bCs/>
+          <w:u w:val="single"/>
+          <w:lang w:val="en-US"/>
+        </w:rPr>
+        <w:t>GuestCartService</w:t>
+      </w:r>
+      <w:proofErr w:type="spellEnd"/>
+      <w:r>
+        <w:rPr>
+          <w:b/>
+          <w:bCs/>
+          <w:u w:val="single"/>
+          <w:lang w:val="en-US"/>
+        </w:rPr>
+        <w:t>-&gt;</w:t>
+      </w:r>
+      <w:proofErr w:type="spellStart"/>
+      <w:r>
+        <w:rPr>
+          <w:b/>
+          <w:bCs/>
+          <w:u w:val="single"/>
+          <w:lang w:val="en-US"/>
+        </w:rPr>
+        <w:t>getCartItems</w:t>
+      </w:r>
+      <w:proofErr w:type="spellEnd"/>
+      <w:r>
+        <w:rPr>
+          <w:b/>
+          <w:bCs/>
+          <w:u w:val="single"/>
+          <w:lang w:val="en-US"/>
+        </w:rPr>
+        <w:t xml:space="preserve">() #3 C:\xampp\htdocs\mobileshop\pages\cart\CartController.php(37): </w:t>
+      </w:r>
+      <w:proofErr w:type="spellStart"/>
+      <w:r>
+        <w:rPr>
+          <w:b/>
+          <w:bCs/>
+          <w:u w:val="single"/>
+          <w:lang w:val="en-US"/>
+        </w:rPr>
+        <w:t>CartController</w:t>
+      </w:r>
+      <w:proofErr w:type="spellEnd"/>
+      <w:r>
+        <w:rPr>
+          <w:b/>
+          <w:bCs/>
+          <w:u w:val="single"/>
+          <w:lang w:val="en-US"/>
+        </w:rPr>
+        <w:t>-&gt;</w:t>
+      </w:r>
+      <w:proofErr w:type="spellStart"/>
+      <w:r>
+        <w:rPr>
+          <w:b/>
+          <w:bCs/>
+          <w:u w:val="single"/>
+          <w:lang w:val="en-US"/>
+        </w:rPr>
+        <w:t>renderCart</w:t>
+      </w:r>
+      <w:proofErr w:type="spellEnd"/>
+      <w:r>
+        <w:rPr>
+          <w:b/>
+          <w:bCs/>
+          <w:u w:val="single"/>
+          <w:lang w:val="en-US"/>
+        </w:rPr>
+        <w:t xml:space="preserve">() #4 C:\xampp\htdocs\mobileshop\pages\cart\cart.php(23): </w:t>
+      </w:r>
+      <w:proofErr w:type="spellStart"/>
+      <w:r>
+        <w:rPr>
+          <w:b/>
+          <w:bCs/>
+          <w:u w:val="single"/>
+          <w:lang w:val="en-US"/>
+        </w:rPr>
+        <w:t>CartController</w:t>
+      </w:r>
+      <w:proofErr w:type="spellEnd"/>
+      <w:r>
+        <w:rPr>
+          <w:b/>
+          <w:bCs/>
+          <w:u w:val="single"/>
+          <w:lang w:val="en-US"/>
+        </w:rPr>
+        <w:t>-&gt;</w:t>
+      </w:r>
+      <w:proofErr w:type="spellStart"/>
+      <w:r>
+        <w:rPr>
+          <w:b/>
+          <w:bCs/>
+          <w:u w:val="single"/>
+          <w:lang w:val="en-US"/>
+        </w:rPr>
+        <w:t>handleRequest</w:t>
+      </w:r>
+      <w:proofErr w:type="spellEnd"/>
+      <w:r>
+        <w:rPr>
+          <w:b/>
+          <w:bCs/>
+          <w:u w:val="single"/>
+          <w:lang w:val="en-US"/>
+        </w:rPr>
+        <w:t>() #5 {main} thrown in C:\xampp\htdocs\mobileshop\pages\cart\GuestCartService.php on line 246.</w:t>
       </w:r>
     </w:p>
     <w:p>
@@ -790,7 +1537,25 @@
           <w:bCs/>
           <w:u w:val="single"/>
         </w:rPr>
-        <w:t>Предоставленный результат анализа, и предложения по улучшению распиши по этапам в конце ответа. Также ты должен описать в каких файлах что нужно поменять после спросить подтверждения хочу ли я получить полностью переписанные файлы согласно пронумерованному твоему предложению. Если согласен вернуть полный файл который можно копировать и вставлять вместо оригинального.</w:t>
+        <w:t xml:space="preserve">Предоставленный результат анализа, и предложения по улучшению распиши по этапам в конце ответа. Также ты должен описать в каких файлах что нужно поменять после спросить подтверждения хочу ли я получить полностью переписанные файлы согласно пронумерованному твоему предложению. Если согласен вернуть </w:t>
+      </w:r>
+      <w:proofErr w:type="gramStart"/>
+      <w:r>
+        <w:rPr>
+          <w:b/>
+          <w:bCs/>
+          <w:u w:val="single"/>
+        </w:rPr>
+        <w:t>полный файл</w:t>
+      </w:r>
+      <w:proofErr w:type="gramEnd"/>
+      <w:r>
+        <w:rPr>
+          <w:b/>
+          <w:bCs/>
+          <w:u w:val="single"/>
+        </w:rPr>
+        <w:t xml:space="preserve"> который можно копировать и вставлять вместо оригинального.</w:t>
       </w:r>
     </w:p>
     <w:sectPr>
